--- a/crates/unluminous-word/tests/fixtures/comments.docx
+++ b/crates/unluminous-word/tests/fixtures/comments.docx
@@ -83,7 +83,7 @@
 
 <file path=word/comments.xml><?xml version="1.0" encoding="utf-8"?>
 <w:comments xmlns:wpc="http://schemas.microsoft.com/office/word/2010/wordprocessingCanvas" xmlns:cx="http://schemas.microsoft.com/office/drawing/2014/chartex" xmlns:cx1="http://schemas.microsoft.com/office/drawing/2015/9/8/chartex" xmlns:cx2="http://schemas.microsoft.com/office/drawing/2015/10/21/chartex" xmlns:cx3="http://schemas.microsoft.com/office/drawing/2016/5/9/chartex" xmlns:cx4="http://schemas.microsoft.com/office/drawing/2016/5/10/chartex" xmlns:cx5="http://schemas.microsoft.com/office/drawing/2016/5/11/chartex" xmlns:cx6="http://schemas.microsoft.com/office/drawing/2016/5/12/chartex" xmlns:cx7="http://schemas.microsoft.com/office/drawing/2016/5/13/chartex" xmlns:cx8="http://schemas.microsoft.com/office/drawing/2016/5/14/chartex" xmlns:mc="http://schemas.openxmlformats.org/markup-compatibility/2006" xmlns:aink="http://schemas.microsoft.com/office/drawing/2016/ink" xmlns:am3d="http://schemas.microsoft.com/office/drawing/2017/model3d" xmlns:o="urn:schemas-microsoft-com:office:office" xmlns:oel="http://schemas.microsoft.com/office/2019/extlst" xmlns:r="http://schemas.openxmlformats.org/officeDocument/2006/relationships" xmlns:m="http://schemas.openxmlformats.org/officeDocument/2006/math" xmlns:v="urn:schemas-microsoft-com:vml" xmlns:wp14="http://schemas.microsoft.com/office/word/2010/wordprocessingDrawing" xmlns:wp="http://schemas.openxmlformats.org/drawingml/2006/wordprocessingDrawing" xmlns:w10="urn:schemas-microsoft-com:office:word" xmlns:w="http://schemas.openxmlformats.org/wordprocessingml/2006/main" xmlns:w14="http://schemas.microsoft.com/office/word/2010/wordml" xmlns:w15="http://schemas.microsoft.com/office/word/2012/wordml" xmlns:w16cex="http://schemas.microsoft.com/office/word/2018/wordml/cex" xmlns:w16cid="http://schemas.microsoft.com/office/word/2016/wordml/cid" xmlns:w16="http://schemas.microsoft.com/office/word/2018/wordml" xmlns:w16du="http://schemas.microsoft.com/office/word/2023/wordml/word16du" xmlns:w16sdtdh="http://schemas.microsoft.com/office/word/2020/wordml/sdtdatahash" xmlns:w16sdtfl="http://schemas.microsoft.com/office/word/2024/wordml/sdtformatlock" xmlns:w16se="http://schemas.microsoft.com/office/word/2015/wordml/symex" xmlns:wpg="http://schemas.microsoft.com/office/word/2010/wordprocessingGroup" xmlns:wpi="http://schemas.microsoft.com/office/word/2010/wordprocessingInk" xmlns:wne="http://schemas.microsoft.com/office/word/2006/wordml" xmlns:wps="http://schemas.microsoft.com/office/word/2010/wordprocessingShape" mc:Ignorable="w14 w15 w16se w16cid w16 w16cex w16sdtdh w16sdtfl w16du wp14">
-  <w:comment w:id="0" w:author="Jason McAffee" w:date="2026-10-23T16:50:00Z" w:initials="JM">
+  <w:comment w:id="0" w:author="Oracle" w:date="2026-10-23T17:01:00Z" w:initials="OR">
     <w:p>
       <w:pPr>
         <w:pStyle w:val="CommentText"/>
@@ -99,7 +99,7 @@
       </w:r>
     </w:p>
   </w:comment>
-  <w:comment w:id="1" w:author="Jason McAffee" w:date="2026-10-23T16:50:00Z" w:initials="JM">
+  <w:comment w:id="1" w:author="Oracle" w:date="2026-10-23T17:01:00Z" w:initials="OR">
     <w:p>
       <w:pPr>
         <w:pStyle w:val="CommentText"/>
@@ -115,7 +115,7 @@
       </w:r>
     </w:p>
   </w:comment>
-  <w:comment w:id="2" w:author="Jason McAffee" w:date="2026-10-23T16:50:00Z" w:initials="JM">
+  <w:comment w:id="2" w:author="Oracle" w:date="2026-10-23T17:01:00Z" w:initials="OR">
     <w:p>
       <w:pPr>
         <w:pStyle w:val="CommentText"/>
@@ -131,7 +131,7 @@
       </w:r>
     </w:p>
   </w:comment>
-  <w:comment w:id="3" w:author="Jason McAffee" w:date="2026-10-23T16:50:00Z" w:initials="JM">
+  <w:comment w:id="3" w:author="Oracle" w:date="2026-10-23T17:01:00Z" w:initials="OR">
     <w:p>
       <w:pPr>
         <w:pStyle w:val="CommentText"/>
@@ -152,35 +152,35 @@
 
 <file path=word/commentsExtended.xml><?xml version="1.0" encoding="utf-8"?>
 <w15:commentsEx xmlns:wpc="http://schemas.microsoft.com/office/word/2010/wordprocessingCanvas" xmlns:cx="http://schemas.microsoft.com/office/drawing/2014/chartex" xmlns:cx1="http://schemas.microsoft.com/office/drawing/2015/9/8/chartex" xmlns:cx2="http://schemas.microsoft.com/office/drawing/2015/10/21/chartex" xmlns:cx3="http://schemas.microsoft.com/office/drawing/2016/5/9/chartex" xmlns:cx4="http://schemas.microsoft.com/office/drawing/2016/5/10/chartex" xmlns:cx5="http://schemas.microsoft.com/office/drawing/2016/5/11/chartex" xmlns:cx6="http://schemas.microsoft.com/office/drawing/2016/5/12/chartex" xmlns:cx7="http://schemas.microsoft.com/office/drawing/2016/5/13/chartex" xmlns:cx8="http://schemas.microsoft.com/office/drawing/2016/5/14/chartex" xmlns:mc="http://schemas.openxmlformats.org/markup-compatibility/2006" xmlns:aink="http://schemas.microsoft.com/office/drawing/2016/ink" xmlns:am3d="http://schemas.microsoft.com/office/drawing/2017/model3d" xmlns:o="urn:schemas-microsoft-com:office:office" xmlns:oel="http://schemas.microsoft.com/office/2019/extlst" xmlns:r="http://schemas.openxmlformats.org/officeDocument/2006/relationships" xmlns:m="http://schemas.openxmlformats.org/officeDocument/2006/math" xmlns:v="urn:schemas-microsoft-com:vml" xmlns:wp14="http://schemas.microsoft.com/office/word/2010/wordprocessingDrawing" xmlns:wp="http://schemas.openxmlformats.org/drawingml/2006/wordprocessingDrawing" xmlns:w10="urn:schemas-microsoft-com:office:word" xmlns:w="http://schemas.openxmlformats.org/wordprocessingml/2006/main" xmlns:w14="http://schemas.microsoft.com/office/word/2010/wordml" xmlns:w15="http://schemas.microsoft.com/office/word/2012/wordml" xmlns:w16cex="http://schemas.microsoft.com/office/word/2018/wordml/cex" xmlns:w16cid="http://schemas.microsoft.com/office/word/2016/wordml/cid" xmlns:w16="http://schemas.microsoft.com/office/word/2018/wordml" xmlns:w16du="http://schemas.microsoft.com/office/word/2023/wordml/word16du" xmlns:w16sdtdh="http://schemas.microsoft.com/office/word/2020/wordml/sdtdatahash" xmlns:w16sdtfl="http://schemas.microsoft.com/office/word/2024/wordml/sdtformatlock" xmlns:w16se="http://schemas.microsoft.com/office/word/2015/wordml/symex" xmlns:wpg="http://schemas.microsoft.com/office/word/2010/wordprocessingGroup" xmlns:wpi="http://schemas.microsoft.com/office/word/2010/wordprocessingInk" xmlns:wne="http://schemas.microsoft.com/office/word/2006/wordml" xmlns:wps="http://schemas.microsoft.com/office/word/2010/wordprocessingShape" mc:Ignorable="w14 w15 w16se w16cid w16 w16cex w16sdtdh w16sdtfl w16du wp14">
-  <w15:commentEx w15:paraId="7EE2D719" w15:done="0"/>
-  <w15:commentEx w15:paraId="53888429" w15:done="1"/>
-  <w15:commentEx w15:paraId="108F54EB" w15:done="0"/>
-  <w15:commentEx w15:paraId="5140F0FA" w15:paraIdParent="108F54EB" w15:done="0"/>
+  <w15:commentEx w15:paraId="28EC6B87" w15:done="0"/>
+  <w15:commentEx w15:paraId="22666942" w15:done="1"/>
+  <w15:commentEx w15:paraId="313690AC" w15:done="0"/>
+  <w15:commentEx w15:paraId="315DB29E" w15:paraIdParent="313690AC" w15:done="0"/>
 </w15:commentsEx>
 </file>
 
 <file path=word/commentsExtensible.xml><?xml version="1.0" encoding="utf-8"?>
 <w16cex:commentsExtensible xmlns:wpc="http://schemas.microsoft.com/office/word/2010/wordprocessingCanvas" xmlns:cx="http://schemas.microsoft.com/office/drawing/2014/chartex" xmlns:cx1="http://schemas.microsoft.com/office/drawing/2015/9/8/chartex" xmlns:cx2="http://schemas.microsoft.com/office/drawing/2015/10/21/chartex" xmlns:cx3="http://schemas.microsoft.com/office/drawing/2016/5/9/chartex" xmlns:cx4="http://schemas.microsoft.com/office/drawing/2016/5/10/chartex" xmlns:cx5="http://schemas.microsoft.com/office/drawing/2016/5/11/chartex" xmlns:cx6="http://schemas.microsoft.com/office/drawing/2016/5/12/chartex" xmlns:cx7="http://schemas.microsoft.com/office/drawing/2016/5/13/chartex" xmlns:cx8="http://schemas.microsoft.com/office/drawing/2016/5/14/chartex" xmlns:cr="http://schemas.microsoft.com/office/comments/2020/reactions" xmlns:mc="http://schemas.openxmlformats.org/markup-compatibility/2006" xmlns:aink="http://schemas.microsoft.com/office/drawing/2016/ink" xmlns:am3d="http://schemas.microsoft.com/office/drawing/2017/model3d" xmlns:o="urn:schemas-microsoft-com:office:office" xmlns:oel="http://schemas.microsoft.com/office/2019/extlst" xmlns:r="http://schemas.openxmlformats.org/officeDocument/2006/relationships" xmlns:m="http://schemas.openxmlformats.org/officeDocument/2006/math" xmlns:v="urn:schemas-microsoft-com:vml" xmlns:wp14="http://schemas.microsoft.com/office/word/2010/wordprocessingDrawing" xmlns:wp="http://schemas.openxmlformats.org/drawingml/2006/wordprocessingDrawing" xmlns:w10="urn:schemas-microsoft-com:office:word" xmlns:w="http://schemas.openxmlformats.org/wordprocessingml/2006/main" xmlns:w14="http://schemas.microsoft.com/office/word/2010/wordml" xmlns:w15="http://schemas.microsoft.com/office/word/2012/wordml" xmlns:w16cex="http://schemas.microsoft.com/office/word/2018/wordml/cex" xmlns:w16cid="http://schemas.microsoft.com/office/word/2016/wordml/cid" xmlns:w16="http://schemas.microsoft.com/office/word/2018/wordml" xmlns:w16du="http://schemas.microsoft.com/office/word/2023/wordml/word16du" xmlns:w16sdtdh="http://schemas.microsoft.com/office/word/2020/wordml/sdtdatahash" xmlns:w16sdtfl="http://schemas.microsoft.com/office/word/2024/wordml/sdtformatlock" xmlns:w16se="http://schemas.microsoft.com/office/word/2015/wordml/symex" xmlns:wpg="http://schemas.microsoft.com/office/word/2010/wordprocessingGroup" xmlns:wpi="http://schemas.microsoft.com/office/word/2010/wordprocessingInk" xmlns:wne="http://schemas.microsoft.com/office/word/2006/wordml" xmlns:wps="http://schemas.microsoft.com/office/word/2010/wordprocessingShape" mc:Ignorable="w14 w15 w16se w16cid w16 w16cex w16sdtdh w16sdtfl cr w16du wp14">
-  <w16cex:commentExtensible w16cex:durableId="24C05FEC" w16cex:dateUtc="2026-10-23T22:50:00Z"/>
-  <w16cex:commentExtensible w16cex:durableId="10D1687A" w16cex:dateUtc="2026-10-23T22:50:00Z"/>
-  <w16cex:commentExtensible w16cex:durableId="57FF6B31" w16cex:dateUtc="2026-10-23T22:50:00Z"/>
-  <w16cex:commentExtensible w16cex:durableId="29C0D3B0" w16cex:dateUtc="2026-10-23T22:50:00Z"/>
+  <w16cex:commentExtensible w16cex:durableId="4FFFDB18" w16cex:dateUtc="2026-10-23T23:01:00Z"/>
+  <w16cex:commentExtensible w16cex:durableId="67BF0FCA" w16cex:dateUtc="2026-10-23T23:01:00Z"/>
+  <w16cex:commentExtensible w16cex:durableId="7645B048" w16cex:dateUtc="2026-10-23T23:01:00Z"/>
+  <w16cex:commentExtensible w16cex:durableId="26DC21DF" w16cex:dateUtc="2026-10-23T23:01:00Z"/>
 </w16cex:commentsExtensible>
 </file>
 
 <file path=word/commentsIds.xml><?xml version="1.0" encoding="utf-8"?>
 <w16cid:commentsIds xmlns:wpc="http://schemas.microsoft.com/office/word/2010/wordprocessingCanvas" xmlns:cx="http://schemas.microsoft.com/office/drawing/2014/chartex" xmlns:cx1="http://schemas.microsoft.com/office/drawing/2015/9/8/chartex" xmlns:cx2="http://schemas.microsoft.com/office/drawing/2015/10/21/chartex" xmlns:cx3="http://schemas.microsoft.com/office/drawing/2016/5/9/chartex" xmlns:cx4="http://schemas.microsoft.com/office/drawing/2016/5/10/chartex" xmlns:cx5="http://schemas.microsoft.com/office/drawing/2016/5/11/chartex" xmlns:cx6="http://schemas.microsoft.com/office/drawing/2016/5/12/chartex" xmlns:cx7="http://schemas.microsoft.com/office/drawing/2016/5/13/chartex" xmlns:cx8="http://schemas.microsoft.com/office/drawing/2016/5/14/chartex" xmlns:mc="http://schemas.openxmlformats.org/markup-compatibility/2006" xmlns:aink="http://schemas.microsoft.com/office/drawing/2016/ink" xmlns:am3d="http://schemas.microsoft.com/office/drawing/2017/model3d" xmlns:o="urn:schemas-microsoft-com:office:office" xmlns:oel="http://schemas.microsoft.com/office/2019/extlst" xmlns:r="http://schemas.openxmlformats.org/officeDocument/2006/relationships" xmlns:m="http://schemas.openxmlformats.org/officeDocument/2006/math" xmlns:v="urn:schemas-microsoft-com:vml" xmlns:wp14="http://schemas.microsoft.com/office/word/2010/wordprocessingDrawing" xmlns:wp="http://schemas.openxmlformats.org/drawingml/2006/wordprocessingDrawing" xmlns:w10="urn:schemas-microsoft-com:office:word" xmlns:w="http://schemas.openxmlformats.org/wordprocessingml/2006/main" xmlns:w14="http://schemas.microsoft.com/office/word/2010/wordml" xmlns:w15="http://schemas.microsoft.com/office/word/2012/wordml" xmlns:w16cex="http://schemas.microsoft.com/office/word/2018/wordml/cex" xmlns:w16cid="http://schemas.microsoft.com/office/word/2016/wordml/cid" xmlns:w16="http://schemas.microsoft.com/office/word/2018/wordml" xmlns:w16du="http://schemas.microsoft.com/office/word/2023/wordml/word16du" xmlns:w16sdtdh="http://schemas.microsoft.com/office/word/2020/wordml/sdtdatahash" xmlns:w16sdtfl="http://schemas.microsoft.com/office/word/2024/wordml/sdtformatlock" xmlns:w16se="http://schemas.microsoft.com/office/word/2015/wordml/symex" xmlns:wpg="http://schemas.microsoft.com/office/word/2010/wordprocessingGroup" xmlns:wpi="http://schemas.microsoft.com/office/word/2010/wordprocessingInk" xmlns:wne="http://schemas.microsoft.com/office/word/2006/wordml" xmlns:wps="http://schemas.microsoft.com/office/word/2010/wordprocessingShape" mc:Ignorable="w14 w15 w16se w16cid w16 w16cex w16sdtdh w16sdtfl w16du wp14">
-  <w16cid:commentId w16cid:paraId="7EE2D719" w16cid:durableId="24C05FEC"/>
-  <w16cid:commentId w16cid:paraId="53888429" w16cid:durableId="10D1687A"/>
-  <w16cid:commentId w16cid:paraId="108F54EB" w16cid:durableId="57FF6B31"/>
-  <w16cid:commentId w16cid:paraId="5140F0FA" w16cid:durableId="29C0D3B0"/>
+  <w16cid:commentId w16cid:paraId="28EC6B87" w16cid:durableId="4FFFDB18"/>
+  <w16cid:commentId w16cid:paraId="22666942" w16cid:durableId="67BF0FCA"/>
+  <w16cid:commentId w16cid:paraId="313690AC" w16cid:durableId="7645B048"/>
+  <w16cid:commentId w16cid:paraId="315DB29E" w16cid:durableId="26DC21DF"/>
 </w16cid:commentsIds>
 </file>
 
 <file path=word/people.xml><?xml version="1.0" encoding="utf-8"?>
 <w15:people xmlns:wpc="http://schemas.microsoft.com/office/word/2010/wordprocessingCanvas" xmlns:cx="http://schemas.microsoft.com/office/drawing/2014/chartex" xmlns:cx1="http://schemas.microsoft.com/office/drawing/2015/9/8/chartex" xmlns:cx2="http://schemas.microsoft.com/office/drawing/2015/10/21/chartex" xmlns:cx3="http://schemas.microsoft.com/office/drawing/2016/5/9/chartex" xmlns:cx4="http://schemas.microsoft.com/office/drawing/2016/5/10/chartex" xmlns:cx5="http://schemas.microsoft.com/office/drawing/2016/5/11/chartex" xmlns:cx6="http://schemas.microsoft.com/office/drawing/2016/5/12/chartex" xmlns:cx7="http://schemas.microsoft.com/office/drawing/2016/5/13/chartex" xmlns:cx8="http://schemas.microsoft.com/office/drawing/2016/5/14/chartex" xmlns:mc="http://schemas.openxmlformats.org/markup-compatibility/2006" xmlns:aink="http://schemas.microsoft.com/office/drawing/2016/ink" xmlns:am3d="http://schemas.microsoft.com/office/drawing/2017/model3d" xmlns:o="urn:schemas-microsoft-com:office:office" xmlns:oel="http://schemas.microsoft.com/office/2019/extlst" xmlns:r="http://schemas.openxmlformats.org/officeDocument/2006/relationships" xmlns:m="http://schemas.openxmlformats.org/officeDocument/2006/math" xmlns:v="urn:schemas-microsoft-com:vml" xmlns:wp14="http://schemas.microsoft.com/office/word/2010/wordprocessingDrawing" xmlns:wp="http://schemas.openxmlformats.org/drawingml/2006/wordprocessingDrawing" xmlns:w10="urn:schemas-microsoft-com:office:word" xmlns:w="http://schemas.openxmlformats.org/wordprocessingml/2006/main" xmlns:w14="http://schemas.microsoft.com/office/word/2010/wordml" xmlns:w15="http://schemas.microsoft.com/office/word/2012/wordml" xmlns:w16cex="http://schemas.microsoft.com/office/word/2018/wordml/cex" xmlns:w16cid="http://schemas.microsoft.com/office/word/2016/wordml/cid" xmlns:w16="http://schemas.microsoft.com/office/word/2018/wordml" xmlns:w16du="http://schemas.microsoft.com/office/word/2023/wordml/word16du" xmlns:w16sdtdh="http://schemas.microsoft.com/office/word/2020/wordml/sdtdatahash" xmlns:w16sdtfl="http://schemas.microsoft.com/office/word/2024/wordml/sdtformatlock" xmlns:w16se="http://schemas.microsoft.com/office/word/2015/wordml/symex" xmlns:wpg="http://schemas.microsoft.com/office/word/2010/wordprocessingGroup" xmlns:wpi="http://schemas.microsoft.com/office/word/2010/wordprocessingInk" xmlns:wne="http://schemas.microsoft.com/office/word/2006/wordml" xmlns:wps="http://schemas.microsoft.com/office/word/2010/wordprocessingShape" mc:Ignorable="w14 w15 w16se w16cid w16 w16cex w16sdtdh w16sdtfl w16du wp14">
-  <w15:person w15:author="Jason McAffee">
-    <w15:presenceInfo w15:providerId="Windows Live" w15:userId="1c91cd66ecc6bf30"/>
+  <w15:person w15:author="Oracle">
+    <w15:presenceInfo w15:providerId="None" w15:userId="Oracle"/>
   </w15:person>
 </w15:people>
 </file>
@@ -593,7 +593,7 @@
     <w:link w:val="Heading1Char"/>
     <w:uiPriority w:val="9"/>
     <w:qFormat/>
-    <w:rsid w:val="009D64EF"/>
+    <w:rsid w:val="00B53C39"/>
     <w:pPr>
       <w:keepNext/>
       <w:keepLines/>
@@ -616,7 +616,7 @@
     <w:semiHidden/>
     <w:unhideWhenUsed/>
     <w:qFormat/>
-    <w:rsid w:val="009D64EF"/>
+    <w:rsid w:val="00B53C39"/>
     <w:pPr>
       <w:keepNext/>
       <w:keepLines/>
@@ -639,7 +639,7 @@
     <w:semiHidden/>
     <w:unhideWhenUsed/>
     <w:qFormat/>
-    <w:rsid w:val="009D64EF"/>
+    <w:rsid w:val="00B53C39"/>
     <w:pPr>
       <w:keepNext/>
       <w:keepLines/>
@@ -662,7 +662,7 @@
     <w:semiHidden/>
     <w:unhideWhenUsed/>
     <w:qFormat/>
-    <w:rsid w:val="009D64EF"/>
+    <w:rsid w:val="00B53C39"/>
     <w:pPr>
       <w:keepNext/>
       <w:keepLines/>
@@ -685,7 +685,7 @@
     <w:semiHidden/>
     <w:unhideWhenUsed/>
     <w:qFormat/>
-    <w:rsid w:val="009D64EF"/>
+    <w:rsid w:val="00B53C39"/>
     <w:pPr>
       <w:keepNext/>
       <w:keepLines/>
@@ -706,7 +706,7 @@
     <w:semiHidden/>
     <w:unhideWhenUsed/>
     <w:qFormat/>
-    <w:rsid w:val="009D64EF"/>
+    <w:rsid w:val="00B53C39"/>
     <w:pPr>
       <w:keepNext/>
       <w:keepLines/>
@@ -729,7 +729,7 @@
     <w:semiHidden/>
     <w:unhideWhenUsed/>
     <w:qFormat/>
-    <w:rsid w:val="009D64EF"/>
+    <w:rsid w:val="00B53C39"/>
     <w:pPr>
       <w:keepNext/>
       <w:keepLines/>
@@ -750,7 +750,7 @@
     <w:semiHidden/>
     <w:unhideWhenUsed/>
     <w:qFormat/>
-    <w:rsid w:val="009D64EF"/>
+    <w:rsid w:val="00B53C39"/>
     <w:pPr>
       <w:keepNext/>
       <w:keepLines/>
@@ -773,7 +773,7 @@
     <w:semiHidden/>
     <w:unhideWhenUsed/>
     <w:qFormat/>
-    <w:rsid w:val="009D64EF"/>
+    <w:rsid w:val="00B53C39"/>
     <w:pPr>
       <w:keepNext/>
       <w:keepLines/>
@@ -816,7 +816,7 @@
     <w:basedOn w:val="DefaultParagraphFont"/>
     <w:link w:val="Heading1"/>
     <w:uiPriority w:val="9"/>
-    <w:rsid w:val="009D64EF"/>
+    <w:rsid w:val="00B53C39"/>
     <w:rPr>
       <w:rFonts w:asciiTheme="majorHAnsi" w:eastAsiaTheme="majorEastAsia" w:hAnsiTheme="majorHAnsi" w:cstheme="majorBidi"/>
       <w:color w:val="0F4761" w:themeColor="accent1" w:themeShade="BF"/>
@@ -830,7 +830,7 @@
     <w:link w:val="Heading2"/>
     <w:uiPriority w:val="9"/>
     <w:semiHidden/>
-    <w:rsid w:val="009D64EF"/>
+    <w:rsid w:val="00B53C39"/>
     <w:rPr>
       <w:rFonts w:asciiTheme="majorHAnsi" w:eastAsiaTheme="majorEastAsia" w:hAnsiTheme="majorHAnsi" w:cstheme="majorBidi"/>
       <w:color w:val="0F4761" w:themeColor="accent1" w:themeShade="BF"/>
@@ -844,7 +844,7 @@
     <w:link w:val="Heading3"/>
     <w:uiPriority w:val="9"/>
     <w:semiHidden/>
-    <w:rsid w:val="009D64EF"/>
+    <w:rsid w:val="00B53C39"/>
     <w:rPr>
       <w:rFonts w:eastAsiaTheme="majorEastAsia" w:cstheme="majorBidi"/>
       <w:color w:val="0F4761" w:themeColor="accent1" w:themeShade="BF"/>
@@ -858,7 +858,7 @@
     <w:link w:val="Heading4"/>
     <w:uiPriority w:val="9"/>
     <w:semiHidden/>
-    <w:rsid w:val="009D64EF"/>
+    <w:rsid w:val="00B53C39"/>
     <w:rPr>
       <w:rFonts w:eastAsiaTheme="majorEastAsia" w:cstheme="majorBidi"/>
       <w:i/>
@@ -872,7 +872,7 @@
     <w:link w:val="Heading5"/>
     <w:uiPriority w:val="9"/>
     <w:semiHidden/>
-    <w:rsid w:val="009D64EF"/>
+    <w:rsid w:val="00B53C39"/>
     <w:rPr>
       <w:rFonts w:eastAsiaTheme="majorEastAsia" w:cstheme="majorBidi"/>
       <w:color w:val="0F4761" w:themeColor="accent1" w:themeShade="BF"/>
@@ -884,7 +884,7 @@
     <w:link w:val="Heading6"/>
     <w:uiPriority w:val="9"/>
     <w:semiHidden/>
-    <w:rsid w:val="009D64EF"/>
+    <w:rsid w:val="00B53C39"/>
     <w:rPr>
       <w:rFonts w:eastAsiaTheme="majorEastAsia" w:cstheme="majorBidi"/>
       <w:i/>
@@ -898,7 +898,7 @@
     <w:link w:val="Heading7"/>
     <w:uiPriority w:val="9"/>
     <w:semiHidden/>
-    <w:rsid w:val="009D64EF"/>
+    <w:rsid w:val="00B53C39"/>
     <w:rPr>
       <w:rFonts w:eastAsiaTheme="majorEastAsia" w:cstheme="majorBidi"/>
       <w:color w:val="595959" w:themeColor="text1" w:themeTint="A6"/>
@@ -910,7 +910,7 @@
     <w:link w:val="Heading8"/>
     <w:uiPriority w:val="9"/>
     <w:semiHidden/>
-    <w:rsid w:val="009D64EF"/>
+    <w:rsid w:val="00B53C39"/>
     <w:rPr>
       <w:rFonts w:eastAsiaTheme="majorEastAsia" w:cstheme="majorBidi"/>
       <w:i/>
@@ -924,7 +924,7 @@
     <w:link w:val="Heading9"/>
     <w:uiPriority w:val="9"/>
     <w:semiHidden/>
-    <w:rsid w:val="009D64EF"/>
+    <w:rsid w:val="00B53C39"/>
     <w:rPr>
       <w:rFonts w:eastAsiaTheme="majorEastAsia" w:cstheme="majorBidi"/>
       <w:color w:val="272727" w:themeColor="text1" w:themeTint="D8"/>
@@ -937,7 +937,7 @@
     <w:link w:val="TitleChar"/>
     <w:uiPriority w:val="10"/>
     <w:qFormat/>
-    <w:rsid w:val="009D64EF"/>
+    <w:rsid w:val="00B53C39"/>
     <w:pPr>
       <w:spacing w:after="80" w:line="240" w:lineRule="auto"/>
       <w:contextualSpacing/>
@@ -955,7 +955,7 @@
     <w:basedOn w:val="DefaultParagraphFont"/>
     <w:link w:val="Title"/>
     <w:uiPriority w:val="10"/>
-    <w:rsid w:val="009D64EF"/>
+    <w:rsid w:val="00B53C39"/>
     <w:rPr>
       <w:rFonts w:asciiTheme="majorHAnsi" w:eastAsiaTheme="majorEastAsia" w:hAnsiTheme="majorHAnsi" w:cstheme="majorBidi"/>
       <w:spacing w:val="-10"/>
@@ -971,7 +971,7 @@
     <w:link w:val="SubtitleChar"/>
     <w:uiPriority w:val="11"/>
     <w:qFormat/>
-    <w:rsid w:val="009D64EF"/>
+    <w:rsid w:val="00B53C39"/>
     <w:pPr>
       <w:numPr>
         <w:ilvl w:val="1"/>
@@ -990,7 +990,7 @@
     <w:basedOn w:val="DefaultParagraphFont"/>
     <w:link w:val="Subtitle"/>
     <w:uiPriority w:val="11"/>
-    <w:rsid w:val="009D64EF"/>
+    <w:rsid w:val="00B53C39"/>
     <w:rPr>
       <w:rFonts w:eastAsiaTheme="majorEastAsia" w:cstheme="majorBidi"/>
       <w:color w:val="595959" w:themeColor="text1" w:themeTint="A6"/>
@@ -1006,7 +1006,7 @@
     <w:link w:val="QuoteChar"/>
     <w:uiPriority w:val="29"/>
     <w:qFormat/>
-    <w:rsid w:val="009D64EF"/>
+    <w:rsid w:val="00B53C39"/>
     <w:pPr>
       <w:spacing w:before="160"/>
       <w:jc w:val="center"/>
@@ -1022,7 +1022,7 @@
     <w:basedOn w:val="DefaultParagraphFont"/>
     <w:link w:val="Quote"/>
     <w:uiPriority w:val="29"/>
-    <w:rsid w:val="009D64EF"/>
+    <w:rsid w:val="00B53C39"/>
     <w:rPr>
       <w:i/>
       <w:iCs/>
@@ -1034,7 +1034,7 @@
     <w:basedOn w:val="Normal"/>
     <w:uiPriority w:val="34"/>
     <w:qFormat/>
-    <w:rsid w:val="009D64EF"/>
+    <w:rsid w:val="00B53C39"/>
     <w:pPr>
       <w:ind w:left="720"/>
       <w:contextualSpacing/>
@@ -1045,7 +1045,7 @@
     <w:basedOn w:val="DefaultParagraphFont"/>
     <w:uiPriority w:val="21"/>
     <w:qFormat/>
-    <w:rsid w:val="009D64EF"/>
+    <w:rsid w:val="00B53C39"/>
     <w:rPr>
       <w:i/>
       <w:iCs/>
@@ -1059,7 +1059,7 @@
     <w:link w:val="IntenseQuoteChar"/>
     <w:uiPriority w:val="30"/>
     <w:qFormat/>
-    <w:rsid w:val="009D64EF"/>
+    <w:rsid w:val="00B53C39"/>
     <w:pPr>
       <w:pBdr>
         <w:top w:val="single" w:sz="4" w:space="10" w:color="0F4761" w:themeColor="accent1" w:themeShade="BF"/>
@@ -1080,7 +1080,7 @@
     <w:basedOn w:val="DefaultParagraphFont"/>
     <w:link w:val="IntenseQuote"/>
     <w:uiPriority w:val="30"/>
-    <w:rsid w:val="009D64EF"/>
+    <w:rsid w:val="00B53C39"/>
     <w:rPr>
       <w:i/>
       <w:iCs/>
@@ -1092,7 +1092,7 @@
     <w:basedOn w:val="DefaultParagraphFont"/>
     <w:uiPriority w:val="32"/>
     <w:qFormat/>
-    <w:rsid w:val="009D64EF"/>
+    <w:rsid w:val="00B53C39"/>
     <w:rPr>
       <w:b/>
       <w:bCs/>
@@ -1107,7 +1107,7 @@
     <w:uiPriority w:val="99"/>
     <w:semiHidden/>
     <w:unhideWhenUsed/>
-    <w:rsid w:val="009D64EF"/>
+    <w:rsid w:val="00B53C39"/>
     <w:rPr>
       <w:sz w:val="16"/>
       <w:szCs w:val="16"/>
@@ -1120,7 +1120,7 @@
     <w:uiPriority w:val="99"/>
     <w:semiHidden/>
     <w:unhideWhenUsed/>
-    <w:rsid w:val="009D64EF"/>
+    <w:rsid w:val="00B53C39"/>
     <w:pPr>
       <w:spacing w:line="240" w:lineRule="auto"/>
     </w:pPr>
@@ -1135,7 +1135,7 @@
     <w:link w:val="CommentText"/>
     <w:uiPriority w:val="99"/>
     <w:semiHidden/>
-    <w:rsid w:val="009D64EF"/>
+    <w:rsid w:val="00B53C39"/>
     <w:rPr>
       <w:sz w:val="20"/>
       <w:szCs w:val="20"/>
@@ -1149,7 +1149,7 @@
     <w:uiPriority w:val="99"/>
     <w:semiHidden/>
     <w:unhideWhenUsed/>
-    <w:rsid w:val="009D64EF"/>
+    <w:rsid w:val="00B53C39"/>
     <w:rPr>
       <w:b/>
       <w:bCs/>
@@ -1161,7 +1161,7 @@
     <w:link w:val="CommentSubject"/>
     <w:uiPriority w:val="99"/>
     <w:semiHidden/>
-    <w:rsid w:val="009D64EF"/>
+    <w:rsid w:val="00B53C39"/>
     <w:rPr>
       <w:b/>
       <w:bCs/>
